--- a/testakten/robotikrecht-roboterflotte-vellbruck-muenchen/06_marktueberwachung_anschreiben_entwurf.docx
+++ b/testakten/robotikrecht-roboterflotte-vellbruck-muenchen/06_marktueberwachung_anschreiben_entwurf.docx
@@ -37,7 +37,7 @@
         <w:jc w:val="left"/>
       </w:pPr>
       <w:r>
-        <w:t>Dieses Aktenstück betrifft Anfrage Regierung von Oberbayern, technische Dokumentation, EU-Konformitätserklärung. Es ist nicht abschließend freigegeben. Die technische Seite spricht in Versionen, Tickets und Parametern; die rechtliche Seite muss daraus Rollen, Zweckbestimmung, Pflichtenkreis und Beweisrisiko bilden.</w:t>
+        <w:t>Dieser Entwurf beantwortet die Unterlagenanforderung der Regierung von Oberbayern zur LumaMove-Flotte und zur Werkbank C7. Er legt fest, was bis zur Frist am 19.06.2026 vorgelegt wird und was unter Nachlieferungsvorbehalt steht.</w:t>
       </w:r>
     </w:p>
     <w:p>
@@ -56,13 +56,7 @@
         <w:pStyle w:val="ListBullet"/>
       </w:pPr>
       <w:r>
-        <w:rPr>
-          <w:b/>
-        </w:rPr>
-        <w:t>Anfrage Regierung von Oberbayern:</w:t>
-      </w:r>
-      <w:r>
-        <w:t xml:space="preserve"> Die Akte enthält hierzu widersprüchliche Hinweise. Für die rechtliche Bewertung muss geklärt werden, ob die Aussage aus Vertrag, Anleitung, Produktakte, Marketing, Logdaten oder nachträglicher Krisenkommunikation stammt.</w:t>
+        <w:t>Anfrage Regierung von Oberbayern: Die Anforderung stützt sich auf die Marktüberwachungszuständigkeit für Maschinenprodukte; sie betrifft beide Produktlinien, nicht nur die Unfalleinheit.</w:t>
       </w:r>
     </w:p>
     <w:p>
@@ -70,13 +64,7 @@
         <w:pStyle w:val="ListBullet"/>
       </w:pPr>
       <w:r>
-        <w:rPr>
-          <w:b/>
-        </w:rPr>
-        <w:t>technische Dokumentation:</w:t>
-      </w:r>
-      <w:r>
-        <w:t xml:space="preserve"> Die Akte enthält hierzu widersprüchliche Hinweise. Für die rechtliche Bewertung muss geklärt werden, ob die Aussage aus Vertrag, Anleitung, Produktakte, Marketing, Logdaten oder nachträglicher Krisenkommunikation stammt.</w:t>
+        <w:t>technische Dokumentation: Die Dokumentation ist über Produktakte, Entwicklungsablage und Wartungssystem verstreut; ein konsolidierter Stand existiert für keines der Produkte.</w:t>
       </w:r>
     </w:p>
     <w:p>
@@ -84,13 +72,7 @@
         <w:pStyle w:val="ListBullet"/>
       </w:pPr>
       <w:r>
-        <w:rPr>
-          <w:b/>
-        </w:rPr>
-        <w:t>EU-Konformitätserklärung:</w:t>
-      </w:r>
-      <w:r>
-        <w:t xml:space="preserve"> Die Akte enthält hierzu widersprüchliche Hinweise. Für die rechtliche Bewertung muss geklärt werden, ob die Aussage aus Vertrag, Anleitung, Produktakte, Marketing, Logdaten oder nachträglicher Krisenkommunikation stammt.</w:t>
+        <w:t>EU-Konformitätserklärung: Für LumaMove liegt nur Entwurf 0.8 vor; für die Werkbank C7 existiert eine unterzeichnete Erklärung, deren Normenstand vor dem letzten Softwareupdate liegt.</w:t>
       </w:r>
     </w:p>
     <w:p>
@@ -98,13 +80,7 @@
         <w:pStyle w:val="ListBullet"/>
       </w:pPr>
       <w:r>
-        <w:rPr>
-          <w:b/>
-        </w:rPr>
-        <w:t>Anleitungssprache:</w:t>
-      </w:r>
-      <w:r>
-        <w:t xml:space="preserve"> Die Akte enthält hierzu widersprüchliche Hinweise. Für die rechtliche Bewertung muss geklärt werden, ob die Aussage aus Vertrag, Anleitung, Produktakte, Marketing, Logdaten oder nachträglicher Krisenkommunikation stammt.</w:t>
+        <w:t>Anleitungssprache: Teile der Betriebsanleitung liegen nur auf Englisch vor, obwohl das Bedienpersonal in Halle 12 deutschsprachig unterwiesen wird.</w:t>
       </w:r>
     </w:p>
     <w:p>
@@ -112,13 +88,7 @@
         <w:pStyle w:val="ListBullet"/>
       </w:pPr>
       <w:r>
-        <w:rPr>
-          <w:b/>
-        </w:rPr>
-        <w:t>Frist und Kommunikationslinie:</w:t>
-      </w:r>
-      <w:r>
-        <w:t xml:space="preserve"> Die Akte enthält hierzu widersprüchliche Hinweise. Für die rechtliche Bewertung muss geklärt werden, ob die Aussage aus Vertrag, Anleitung, Produktakte, Marketing, Logdaten oder nachträglicher Krisenkommunikation stammt.</w:t>
+        <w:t>Frist und Kommunikationslinie: Die Frist 19.06.2026 ist noch nicht verlängert; einzige Sprecherin gegenüber der Behörde ist die Kanzlei.</w:t>
       </w:r>
     </w:p>
     <w:p>
@@ -137,7 +107,7 @@
         <w:jc w:val="left"/>
       </w:pPr>
       <w:r>
-        <w:t>Die Unterlage ist bewusst nicht glatt: Vertrieb, Technik, Datenschutz, Qualitätssicherung und Geschäftsführung verwenden nicht immer dieselben Produktnamen. Gerade daraus entsteht das juristische Problem, weil Zweckbestimmung, tatsächliche Nutzung, Werbeaussage und Updatepraxis auseinanderlaufen.</w:t>
+        <w:t>Die Behörde verlangt technische Dokumentation, EU-Konformitätserklärung, Risikobeurteilung, Betriebsanleitung und eine Darstellung des Vorfalls vom 27.05.2026; das Anschreiben liegt als PDF in der Akte.</w:t>
       </w:r>
     </w:p>
     <w:p>
@@ -145,23 +115,7 @@
         <w:jc w:val="left"/>
       </w:pPr>
       <w:r>
-        <w:t>Für die rechtliche Bewertung müssen die technischen Annahmen jeweils mit der Produktakte abgeglichen werden. Eine Risikobeurteilung, die nur den Laborzustand beschreibt, trägt den Pilotbetrieb im Lager oder im Pflegezimmer nicht automatisch.</w:t>
-      </w:r>
-    </w:p>
-    <w:p>
-      <w:pPr>
-        <w:jc w:val="left"/>
-      </w:pPr>
-      <w:r>
-        <w:t>Die Akte enthält mehrere Spuren, die sich gegenseitig widersprechen: Der Betreiber spricht von einem autonomen Flottensystem, die CE-Unterlage von einem assistierten Transportmittel, die Marketingfolien von lernender Umgebungserkennung und die Bedienungsanleitung von festen Sicherheitszonen.</w:t>
-      </w:r>
-    </w:p>
-    <w:p>
-      <w:pPr>
-        <w:jc w:val="left"/>
-      </w:pPr>
-      <w:r>
-        <w:t>Die Kanzlei soll keine finale technische Konformität bescheinigen, sondern entscheiden, welche Unterlagen fehlen, welche Sofortmaßnahmen nötig sind und welche Aussagen gegenüber Behörde, Kunden, Versicherer und Betroffenen vertretbar sind.</w:t>
+        <w:t>Die Konformitätserklärung für LumaMove existiert nur als Entwurf 0.8 ohne festgelegten Unterzeichner und ohne abschließende Normenliste; die Risikobeurteilung der Werkbank C7 bildet Patch 2.7.1 nicht ab.</w:t>
       </w:r>
     </w:p>
     <w:p>
@@ -180,10 +134,7 @@
         <w:pStyle w:val="Heading3"/>
       </w:pPr>
       <w:r>
-        <w:rPr>
-          <w:rFonts w:ascii="Times New Roman" w:hAnsi="Times New Roman"/>
-        </w:rPr>
-        <w:t>Punkt 1</w:t>
+        <w:t>Anfrage Regierung von Oberbayern</w:t>
       </w:r>
     </w:p>
     <w:p>
@@ -191,7 +142,15 @@
         <w:jc w:val="left"/>
       </w:pPr>
       <w:r>
-        <w:t>Im Gespräch mit Leonie Rottkamp, Bertram Kiendl und Jasper Rodenwald wurde deutlich, dass die Produktlinie nicht mit einer einzigen rechtlichen Schublade erfasst werden kann. Die Vellbruck Robotics GmbH liefert Hardware, Steuerungssoftware, Cloudfunktionen, Wartung und gelegentlich eine kundenspezifische Parametrisierung. Beim Betreiber Münchner Feinlogistik GmbH wurden Schutzfelder verändert, ohne dass klar ist, ob dies vom Admin-Panel gedeckt oder nur technisch möglich war. Der Pflegepilot im St.-Ludgerus-Klinikum München-Sendling verschärft die Lage, weil dort Sensorik, vulnerable Personen und medizinische Nähe zusammentreffen.</w:t>
+        <w:t>Der Antwortentwurf trennt nach Produkten und kennzeichnet je Dokument Version und Stand; Vollständigkeitserklärungen werden vermieden, solange die CE-Gap-Liste (Aktenstück 12) offene Punkte ausweist.</w:t>
+      </w:r>
+    </w:p>
+    <w:p>
+      <w:pPr>
+        <w:pStyle w:val="Heading3"/>
+      </w:pPr>
+      <w:r>
+        <w:t>technische Dokumentation</w:t>
       </w:r>
     </w:p>
     <w:p>
@@ -199,7 +158,7 @@
         <w:jc w:val="left"/>
       </w:pPr>
       <w:r>
-        <w:t>Für die anwaltliche Bearbeitung sollte zu diesem Punkt eine Belegspur angelegt werden: Dokument, Version, Datum, Verfasser, technische Quelle, rechtliche Relevanz und offene Rückfrage. Besonders gefährlich sind Formulierungen wie „selbstlernend“, „voll autonom“, „MDR-ready“, „sicher ohne Schutzzaun“ oder „keine personenbezogenen Daten“, wenn die technische Dokumentation das nicht trägt.</w:t>
+        <w:t>Bis zum 12.06.2026 wird ein dokumentierter Zwischenstand eingefroren, aus dem die Behördenfassung erstellt wird; Verantwortlich sind Rodenwald für Technik und die Kanzlei für die rechtliche Durchsicht.</w:t>
       </w:r>
     </w:p>
     <w:p>
@@ -207,10 +166,7 @@
         <w:pStyle w:val="Heading3"/>
       </w:pPr>
       <w:r>
-        <w:rPr>
-          <w:rFonts w:ascii="Times New Roman" w:hAnsi="Times New Roman"/>
-        </w:rPr>
-        <w:t>Punkt 2</w:t>
+        <w:t>EU-Konformitätserklärung</w:t>
       </w:r>
     </w:p>
     <w:p>
@@ -218,7 +174,15 @@
         <w:jc w:val="left"/>
       </w:pPr>
       <w:r>
-        <w:t>Im Gespräch mit Leonie Rottkamp, Bertram Kiendl und Jasper Rodenwald wurde deutlich, dass die Produktlinie nicht mit einer einzigen rechtlichen Schublade erfasst werden kann. Die Vellbruck Robotics GmbH liefert Hardware, Steuerungssoftware, Cloudfunktionen, Wartung und gelegentlich eine kundenspezifische Parametrisierung. Beim Betreiber Münchner Feinlogistik GmbH wurden Schutzfelder verändert, ohne dass klar ist, ob dies vom Admin-Panel gedeckt oder nur technisch möglich war. Der Pflegepilot im St.-Ludgerus-Klinikum München-Sendling verschärft die Lage, weil dort Sensorik, vulnerable Personen und medizinische Nähe zusammentreffen.</w:t>
+        <w:t>Der Behörde wird der tatsächliche Stand offengelegt statt einer nachträglich datierten Erklärung; eine rückdatierte Unterzeichnung scheidet aus, siehe auch Aktenstück 16.</w:t>
+      </w:r>
+    </w:p>
+    <w:p>
+      <w:pPr>
+        <w:pStyle w:val="Heading3"/>
+      </w:pPr>
+      <w:r>
+        <w:t>Anleitungssprache</w:t>
       </w:r>
     </w:p>
     <w:p>
@@ -226,7 +190,7 @@
         <w:jc w:val="left"/>
       </w:pPr>
       <w:r>
-        <w:t>Für die anwaltliche Bearbeitung sollte zu diesem Punkt eine Belegspur angelegt werden: Dokument, Version, Datum, Verfasser, technische Quelle, rechtliche Relevanz und offene Rückfrage. Besonders gefährlich sind Formulierungen wie „selbstlernend“, „voll autonom“, „MDR-ready“, „sicher ohne Schutzzaun“ oder „keine personenbezogenen Daten“, wenn die technische Dokumentation das nicht trägt.</w:t>
+        <w:t>Die deutschen Fassungen der sicherheitsrelevanten Kapitel sind vor Fristablauf fertigzustellen; bis dahin wird die Lücke im Anschreiben benannt und mit Übersetzungstermin versehen.</w:t>
       </w:r>
     </w:p>
     <w:p>
@@ -234,10 +198,7 @@
         <w:pStyle w:val="Heading3"/>
       </w:pPr>
       <w:r>
-        <w:rPr>
-          <w:rFonts w:ascii="Times New Roman" w:hAnsi="Times New Roman"/>
-        </w:rPr>
-        <w:t>Punkt 3</w:t>
+        <w:t>Frist und Kommunikationslinie</w:t>
       </w:r>
     </w:p>
     <w:p>
@@ -245,123 +206,7 @@
         <w:jc w:val="left"/>
       </w:pPr>
       <w:r>
-        <w:t>Im Gespräch mit Leonie Rottkamp, Bertram Kiendl und Jasper Rodenwald wurde deutlich, dass die Produktlinie nicht mit einer einzigen rechtlichen Schublade erfasst werden kann. Die Vellbruck Robotics GmbH liefert Hardware, Steuerungssoftware, Cloudfunktionen, Wartung und gelegentlich eine kundenspezifische Parametrisierung. Beim Betreiber Münchner Feinlogistik GmbH wurden Schutzfelder verändert, ohne dass klar ist, ob dies vom Admin-Panel gedeckt oder nur technisch möglich war. Der Pflegepilot im St.-Ludgerus-Klinikum München-Sendling verschärft die Lage, weil dort Sensorik, vulnerable Personen und medizinische Nähe zusammentreffen.</w:t>
-      </w:r>
-    </w:p>
-    <w:p>
-      <w:pPr>
-        <w:jc w:val="left"/>
-      </w:pPr>
-      <w:r>
-        <w:t>Für die anwaltliche Bearbeitung sollte zu diesem Punkt eine Belegspur angelegt werden: Dokument, Version, Datum, Verfasser, technische Quelle, rechtliche Relevanz und offene Rückfrage. Besonders gefährlich sind Formulierungen wie „selbstlernend“, „voll autonom“, „MDR-ready“, „sicher ohne Schutzzaun“ oder „keine personenbezogenen Daten“, wenn die technische Dokumentation das nicht trägt.</w:t>
-      </w:r>
-    </w:p>
-    <w:p>
-      <w:pPr>
-        <w:pStyle w:val="Heading3"/>
-      </w:pPr>
-      <w:r>
-        <w:rPr>
-          <w:rFonts w:ascii="Times New Roman" w:hAnsi="Times New Roman"/>
-        </w:rPr>
-        <w:t>Punkt 4</w:t>
-      </w:r>
-    </w:p>
-    <w:p>
-      <w:pPr>
-        <w:jc w:val="left"/>
-      </w:pPr>
-      <w:r>
-        <w:t>Im Gespräch mit Leonie Rottkamp, Bertram Kiendl und Jasper Rodenwald wurde deutlich, dass die Produktlinie nicht mit einer einzigen rechtlichen Schublade erfasst werden kann. Die Vellbruck Robotics GmbH liefert Hardware, Steuerungssoftware, Cloudfunktionen, Wartung und gelegentlich eine kundenspezifische Parametrisierung. Beim Betreiber Münchner Feinlogistik GmbH wurden Schutzfelder verändert, ohne dass klar ist, ob dies vom Admin-Panel gedeckt oder nur technisch möglich war. Der Pflegepilot im St.-Ludgerus-Klinikum München-Sendling verschärft die Lage, weil dort Sensorik, vulnerable Personen und medizinische Nähe zusammentreffen.</w:t>
-      </w:r>
-    </w:p>
-    <w:p>
-      <w:pPr>
-        <w:jc w:val="left"/>
-      </w:pPr>
-      <w:r>
-        <w:t>Für die anwaltliche Bearbeitung sollte zu diesem Punkt eine Belegspur angelegt werden: Dokument, Version, Datum, Verfasser, technische Quelle, rechtliche Relevanz und offene Rückfrage. Besonders gefährlich sind Formulierungen wie „selbstlernend“, „voll autonom“, „MDR-ready“, „sicher ohne Schutzzaun“ oder „keine personenbezogenen Daten“, wenn die technische Dokumentation das nicht trägt.</w:t>
-      </w:r>
-    </w:p>
-    <w:p>
-      <w:pPr>
-        <w:pStyle w:val="Heading3"/>
-      </w:pPr>
-      <w:r>
-        <w:rPr>
-          <w:rFonts w:ascii="Times New Roman" w:hAnsi="Times New Roman"/>
-        </w:rPr>
-        <w:t>Punkt 5</w:t>
-      </w:r>
-    </w:p>
-    <w:p>
-      <w:pPr>
-        <w:jc w:val="left"/>
-      </w:pPr>
-      <w:r>
-        <w:t>Im Gespräch mit Leonie Rottkamp, Bertram Kiendl und Jasper Rodenwald wurde deutlich, dass die Produktlinie nicht mit einer einzigen rechtlichen Schublade erfasst werden kann. Die Vellbruck Robotics GmbH liefert Hardware, Steuerungssoftware, Cloudfunktionen, Wartung und gelegentlich eine kundenspezifische Parametrisierung. Beim Betreiber Münchner Feinlogistik GmbH wurden Schutzfelder verändert, ohne dass klar ist, ob dies vom Admin-Panel gedeckt oder nur technisch möglich war. Der Pflegepilot im St.-Ludgerus-Klinikum München-Sendling verschärft die Lage, weil dort Sensorik, vulnerable Personen und medizinische Nähe zusammentreffen.</w:t>
-      </w:r>
-    </w:p>
-    <w:p>
-      <w:pPr>
-        <w:jc w:val="left"/>
-      </w:pPr>
-      <w:r>
-        <w:t>Für die anwaltliche Bearbeitung sollte zu diesem Punkt eine Belegspur angelegt werden: Dokument, Version, Datum, Verfasser, technische Quelle, rechtliche Relevanz und offene Rückfrage. Besonders gefährlich sind Formulierungen wie „selbstlernend“, „voll autonom“, „MDR-ready“, „sicher ohne Schutzzaun“ oder „keine personenbezogenen Daten“, wenn die technische Dokumentation das nicht trägt.</w:t>
-      </w:r>
-    </w:p>
-    <w:p>
-      <w:pPr>
-        <w:pStyle w:val="Heading3"/>
-      </w:pPr>
-      <w:r>
-        <w:rPr>
-          <w:rFonts w:ascii="Times New Roman" w:hAnsi="Times New Roman"/>
-        </w:rPr>
-        <w:t>Punkt 6</w:t>
-      </w:r>
-    </w:p>
-    <w:p>
-      <w:pPr>
-        <w:jc w:val="left"/>
-      </w:pPr>
-      <w:r>
-        <w:t>Im Gespräch mit Leonie Rottkamp, Bertram Kiendl und Jasper Rodenwald wurde deutlich, dass die Produktlinie nicht mit einer einzigen rechtlichen Schublade erfasst werden kann. Die Vellbruck Robotics GmbH liefert Hardware, Steuerungssoftware, Cloudfunktionen, Wartung und gelegentlich eine kundenspezifische Parametrisierung. Beim Betreiber Münchner Feinlogistik GmbH wurden Schutzfelder verändert, ohne dass klar ist, ob dies vom Admin-Panel gedeckt oder nur technisch möglich war. Der Pflegepilot im St.-Ludgerus-Klinikum München-Sendling verschärft die Lage, weil dort Sensorik, vulnerable Personen und medizinische Nähe zusammentreffen.</w:t>
-      </w:r>
-    </w:p>
-    <w:p>
-      <w:pPr>
-        <w:jc w:val="left"/>
-      </w:pPr>
-      <w:r>
-        <w:t>Für die anwaltliche Bearbeitung sollte zu diesem Punkt eine Belegspur angelegt werden: Dokument, Version, Datum, Verfasser, technische Quelle, rechtliche Relevanz und offene Rückfrage. Besonders gefährlich sind Formulierungen wie „selbstlernend“, „voll autonom“, „MDR-ready“, „sicher ohne Schutzzaun“ oder „keine personenbezogenen Daten“, wenn die technische Dokumentation das nicht trägt.</w:t>
-      </w:r>
-    </w:p>
-    <w:p>
-      <w:pPr>
-        <w:pStyle w:val="Heading3"/>
-      </w:pPr>
-      <w:r>
-        <w:rPr>
-          <w:rFonts w:ascii="Times New Roman" w:hAnsi="Times New Roman"/>
-        </w:rPr>
-        <w:t>Punkt 7</w:t>
-      </w:r>
-    </w:p>
-    <w:p>
-      <w:pPr>
-        <w:jc w:val="left"/>
-      </w:pPr>
-      <w:r>
-        <w:t>Im Gespräch mit Leonie Rottkamp, Bertram Kiendl und Jasper Rodenwald wurde deutlich, dass die Produktlinie nicht mit einer einzigen rechtlichen Schublade erfasst werden kann. Die Vellbruck Robotics GmbH liefert Hardware, Steuerungssoftware, Cloudfunktionen, Wartung und gelegentlich eine kundenspezifische Parametrisierung. Beim Betreiber Münchner Feinlogistik GmbH wurden Schutzfelder verändert, ohne dass klar ist, ob dies vom Admin-Panel gedeckt oder nur technisch möglich war. Der Pflegepilot im St.-Ludgerus-Klinikum München-Sendling verschärft die Lage, weil dort Sensorik, vulnerable Personen und medizinische Nähe zusammentreffen.</w:t>
-      </w:r>
-    </w:p>
-    <w:p>
-      <w:pPr>
-        <w:jc w:val="left"/>
-      </w:pPr>
-      <w:r>
-        <w:t>Für die anwaltliche Bearbeitung sollte zu diesem Punkt eine Belegspur angelegt werden: Dokument, Version, Datum, Verfasser, technische Quelle, rechtliche Relevanz und offene Rückfrage. Besonders gefährlich sind Formulierungen wie „selbstlernend“, „voll autonom“, „MDR-ready“, „sicher ohne Schutzzaun“ oder „keine personenbezogenen Daten“, wenn die technische Dokumentation das nicht trägt.</w:t>
+        <w:t>Eine kurze Fristverlängerung um zwei Wochen wird nur für die Anleitungskapitel beantragt; alle übrigen Unterlagen gehen fristgerecht mit Versionsvermerk hinaus.</w:t>
       </w:r>
     </w:p>
     <w:p>
@@ -380,7 +225,7 @@
         <w:pStyle w:val="ListBullet"/>
       </w:pPr>
       <w:r>
-        <w:t>Welche Firmware war am Unfalltag tatsächlich aktiv?</w:t>
+        <w:t>Wird die Behörde eine Teilnachlieferung der Anleitungskapitel akzeptieren?</w:t>
       </w:r>
     </w:p>
     <w:p>
@@ -388,7 +233,7 @@
         <w:pStyle w:val="ListBullet"/>
       </w:pPr>
       <w:r>
-        <w:t>Welche Zweckbestimmung steht in der final ausgelieferten Anleitung?</w:t>
+        <w:t>Welche Normenliste trägt die finale Konformitätserklärung?</w:t>
       </w:r>
     </w:p>
     <w:p>
@@ -396,23 +241,7 @@
         <w:pStyle w:val="ListBullet"/>
       </w:pPr>
       <w:r>
-        <w:t>Welche Schutzfeldänderungen waren technisch möglich und vertraglich erlaubt?</w:t>
-      </w:r>
-    </w:p>
-    <w:p>
-      <w:pPr>
-        <w:pStyle w:val="ListBullet"/>
-      </w:pPr>
-      <w:r>
-        <w:t>Welche personenbezogenen Daten werden lokal, in der Cloud und in Supporttickets verarbeitet?</w:t>
-      </w:r>
-    </w:p>
-    <w:p>
-      <w:pPr>
-        <w:pStyle w:val="ListBullet"/>
-      </w:pPr>
-      <w:r>
-        <w:t>Welche Aussagen wurden gegenüber Kunden, Behörde und Versicherer bereits gemacht?</w:t>
+        <w:t>Muss der Vorfall vom 27.05.2026 zusätzlich aktiv gemeldet werden?</w:t>
       </w:r>
     </w:p>
     <w:sectPr>
